--- a/Книга Ковчеги/Заметки по книге про ковчеги.docx
+++ b/Книга Ковчеги/Заметки по книге про ковчеги.docx
@@ -9031,37 +9031,6 @@
         </w:rPr>
         <w:br/>
       </w:r>
-      <w:r>
-        <w:rPr>
-          <w:rFonts w:ascii="Times New Roman" w:eastAsia="Times New Roman" w:hAnsi="Times New Roman" w:cs="Times New Roman"/>
-          <w:sz w:val="24"/>
-          <w:szCs w:val="24"/>
-          <w:lang w:eastAsia="ru-RU"/>
-        </w:rPr>
-        <w:br/>
-      </w:r>
-    </w:p>
-    <w:p>
-      <w:pPr>
-        <w:spacing w:after="0" w:line="240" w:lineRule="auto"/>
-        <w:rPr>
-          <w:rFonts w:ascii="Times New Roman" w:eastAsia="Times New Roman" w:hAnsi="Times New Roman" w:cs="Times New Roman"/>
-          <w:sz w:val="24"/>
-          <w:szCs w:val="24"/>
-          <w:lang w:eastAsia="ru-RU"/>
-        </w:rPr>
-      </w:pPr>
-    </w:p>
-    <w:p>
-      <w:pPr>
-        <w:spacing w:after="0" w:line="240" w:lineRule="auto"/>
-        <w:rPr>
-          <w:rFonts w:ascii="Times New Roman" w:eastAsia="Times New Roman" w:hAnsi="Times New Roman" w:cs="Times New Roman"/>
-          <w:sz w:val="24"/>
-          <w:szCs w:val="24"/>
-          <w:lang w:eastAsia="ru-RU"/>
-        </w:rPr>
-      </w:pPr>
     </w:p>
     <w:p>
       <w:pPr>
@@ -9231,6 +9200,358 @@
         <w:t xml:space="preserve">. </w:t>
       </w:r>
     </w:p>
+    <w:p/>
+    <w:p>
+      <w:r>
+        <w:t>Август 2026 дополнения</w:t>
+      </w:r>
+    </w:p>
+    <w:p>
+      <w:r>
+        <w:t xml:space="preserve">Глава 20 Юридическая крепость. </w:t>
+      </w:r>
+    </w:p>
+    <w:p>
+      <w:r>
+        <w:t xml:space="preserve">Кодекс жителя Ковчега – </w:t>
+      </w:r>
+      <w:proofErr w:type="spellStart"/>
+      <w:r>
+        <w:t>кликабельная</w:t>
+      </w:r>
+      <w:proofErr w:type="spellEnd"/>
+      <w:r>
+        <w:t xml:space="preserve"> ссылка </w:t>
+      </w:r>
+      <w:proofErr w:type="spellStart"/>
+      <w:r>
+        <w:t>д.б</w:t>
+      </w:r>
+      <w:proofErr w:type="spellEnd"/>
+      <w:r>
+        <w:t>.</w:t>
+      </w:r>
+    </w:p>
+    <w:p>
+      <w:pPr>
+        <w:spacing w:after="0" w:line="240" w:lineRule="auto"/>
+        <w:rPr>
+          <w:rFonts w:ascii="Times New Roman" w:eastAsia="Times New Roman" w:hAnsi="Times New Roman" w:cs="Times New Roman"/>
+          <w:sz w:val="24"/>
+          <w:szCs w:val="24"/>
+          <w:lang w:eastAsia="ru-RU"/>
+        </w:rPr>
+      </w:pPr>
+      <w:r>
+        <w:rPr>
+          <w:rFonts w:ascii="Times New Roman" w:eastAsia="Times New Roman" w:hAnsi="Times New Roman" w:cs="Times New Roman"/>
+          <w:b/>
+          <w:bCs/>
+          <w:sz w:val="24"/>
+          <w:szCs w:val="24"/>
+          <w:lang w:eastAsia="ru-RU"/>
+        </w:rPr>
+        <w:t>Финансы не контролирует ни один человек.</w:t>
+      </w:r>
+      <w:r>
+        <w:rPr>
+          <w:rFonts w:ascii="Times New Roman" w:eastAsia="Times New Roman" w:hAnsi="Times New Roman" w:cs="Times New Roman"/>
+          <w:sz w:val="24"/>
+          <w:szCs w:val="24"/>
+          <w:lang w:eastAsia="ru-RU"/>
+        </w:rPr>
+        <w:t xml:space="preserve"> Ни председатель, ни Совет, ни казначей — казначея в Ковчеге просто нет. Люди принимают решения и голосуют, но проводит и </w:t>
+      </w:r>
+      <w:r>
+        <w:rPr>
+          <w:rFonts w:ascii="Times New Roman" w:eastAsia="Times New Roman" w:hAnsi="Times New Roman" w:cs="Times New Roman"/>
+          <w:sz w:val="24"/>
+          <w:szCs w:val="24"/>
+          <w:lang w:eastAsia="ru-RU"/>
+        </w:rPr>
+        <w:lastRenderedPageBreak/>
+        <w:t>проверяет каждый платёж только ИИ-система (о ней — Механизм 5). У человека нет подписи, которой можно злоупотребить, нет ключа, который можно украсть или выкупить. Захватывать власть над деньгами бессмысленно: такой власти не существует ни у кого.</w:t>
+      </w:r>
+      <w:r>
+        <w:rPr>
+          <w:rFonts w:ascii="Times New Roman" w:eastAsia="Times New Roman" w:hAnsi="Times New Roman" w:cs="Times New Roman"/>
+          <w:sz w:val="24"/>
+          <w:szCs w:val="24"/>
+          <w:lang w:eastAsia="ru-RU"/>
+        </w:rPr>
+        <w:t xml:space="preserve"> </w:t>
+      </w:r>
+    </w:p>
+    <w:p>
+      <w:pPr>
+        <w:spacing w:after="0" w:line="240" w:lineRule="auto"/>
+        <w:rPr>
+          <w:rFonts w:ascii="Times New Roman" w:eastAsia="Times New Roman" w:hAnsi="Times New Roman" w:cs="Times New Roman"/>
+          <w:sz w:val="24"/>
+          <w:szCs w:val="24"/>
+          <w:lang w:eastAsia="ru-RU"/>
+        </w:rPr>
+      </w:pPr>
+      <w:r>
+        <w:rPr>
+          <w:rFonts w:ascii="Times New Roman" w:eastAsia="Times New Roman" w:hAnsi="Times New Roman" w:cs="Times New Roman"/>
+          <w:sz w:val="24"/>
+          <w:szCs w:val="24"/>
+          <w:lang w:eastAsia="ru-RU"/>
+        </w:rPr>
+        <w:t xml:space="preserve">Очень кратко про самое основное и узкое место – деньги, паи, у кого «кровные» 15 млн., кто отвечает и чем.  </w:t>
+      </w:r>
+    </w:p>
+    <w:p>
+      <w:pPr>
+        <w:spacing w:after="0" w:line="240" w:lineRule="auto"/>
+        <w:rPr>
+          <w:rFonts w:ascii="Times New Roman" w:eastAsia="Times New Roman" w:hAnsi="Times New Roman" w:cs="Times New Roman"/>
+          <w:sz w:val="24"/>
+          <w:szCs w:val="24"/>
+          <w:lang w:eastAsia="ru-RU"/>
+        </w:rPr>
+      </w:pPr>
+      <w:r>
+        <w:rPr>
+          <w:rFonts w:ascii="Times New Roman" w:eastAsia="Times New Roman" w:hAnsi="Times New Roman" w:cs="Times New Roman"/>
+          <w:sz w:val="24"/>
+          <w:szCs w:val="24"/>
+          <w:lang w:eastAsia="ru-RU"/>
+        </w:rPr>
+        <w:t xml:space="preserve">В книге ты пишешь: </w:t>
+      </w:r>
+      <w:r>
+        <w:rPr>
+          <w:rFonts w:ascii="Times New Roman" w:eastAsia="Times New Roman" w:hAnsi="Times New Roman" w:cs="Times New Roman"/>
+          <w:sz w:val="24"/>
+          <w:szCs w:val="24"/>
+          <w:lang w:eastAsia="ru-RU"/>
+        </w:rPr>
+        <w:t>Ответ, к которому я пришёл после долгих размышлений: людям — доверие, а деньги пусть защищает машина.</w:t>
+      </w:r>
+      <w:r>
+        <w:rPr>
+          <w:rFonts w:ascii="Times New Roman" w:eastAsia="Times New Roman" w:hAnsi="Times New Roman" w:cs="Times New Roman"/>
+          <w:sz w:val="24"/>
+          <w:szCs w:val="24"/>
+          <w:lang w:eastAsia="ru-RU"/>
+        </w:rPr>
+        <w:t xml:space="preserve"> Люди 40+ основная целевая пока не очень доверяют ИИ и машине. </w:t>
+      </w:r>
+    </w:p>
+    <w:p>
+      <w:pPr>
+        <w:spacing w:after="0" w:line="240" w:lineRule="auto"/>
+        <w:rPr>
+          <w:rFonts w:ascii="Times New Roman" w:eastAsia="Times New Roman" w:hAnsi="Times New Roman" w:cs="Times New Roman"/>
+          <w:sz w:val="24"/>
+          <w:szCs w:val="24"/>
+          <w:lang w:eastAsia="ru-RU"/>
+        </w:rPr>
+      </w:pPr>
+      <w:r>
+        <w:rPr>
+          <w:rFonts w:ascii="Times New Roman" w:eastAsia="Times New Roman" w:hAnsi="Times New Roman" w:cs="Times New Roman"/>
+          <w:sz w:val="24"/>
+          <w:szCs w:val="24"/>
+          <w:lang w:eastAsia="ru-RU"/>
+        </w:rPr>
+        <w:t>Нужен какой-то ликбез или пример, как это круто и почему этого не надо бояться.</w:t>
+      </w:r>
+    </w:p>
+    <w:p>
+      <w:pPr>
+        <w:spacing w:after="0" w:line="240" w:lineRule="auto"/>
+        <w:rPr>
+          <w:rFonts w:ascii="Times New Roman" w:eastAsia="Times New Roman" w:hAnsi="Times New Roman" w:cs="Times New Roman"/>
+          <w:sz w:val="24"/>
+          <w:szCs w:val="24"/>
+          <w:lang w:eastAsia="ru-RU"/>
+        </w:rPr>
+      </w:pPr>
+    </w:p>
+    <w:p>
+      <w:pPr>
+        <w:spacing w:after="0" w:line="240" w:lineRule="auto"/>
+        <w:rPr>
+          <w:rFonts w:ascii="Times New Roman" w:eastAsia="Times New Roman" w:hAnsi="Times New Roman" w:cs="Times New Roman"/>
+          <w:sz w:val="24"/>
+          <w:szCs w:val="24"/>
+          <w:lang w:eastAsia="ru-RU"/>
+        </w:rPr>
+      </w:pPr>
+      <w:r>
+        <w:rPr>
+          <w:rFonts w:ascii="Times New Roman" w:eastAsia="Times New Roman" w:hAnsi="Times New Roman" w:cs="Times New Roman"/>
+          <w:sz w:val="24"/>
+          <w:szCs w:val="24"/>
+          <w:lang w:eastAsia="ru-RU"/>
+        </w:rPr>
+        <w:t>Хлеб в пекарне Ковчега дешевле городской</w:t>
+      </w:r>
+      <w:r>
+        <w:rPr>
+          <w:rFonts w:ascii="Times New Roman" w:eastAsia="Times New Roman" w:hAnsi="Times New Roman" w:cs="Times New Roman"/>
+          <w:sz w:val="24"/>
+          <w:szCs w:val="24"/>
+          <w:lang w:eastAsia="ru-RU"/>
+        </w:rPr>
+        <w:t xml:space="preserve"> (заменить на </w:t>
+      </w:r>
+      <w:proofErr w:type="spellStart"/>
+      <w:r>
+        <w:rPr>
+          <w:rFonts w:ascii="Times New Roman" w:eastAsia="Times New Roman" w:hAnsi="Times New Roman" w:cs="Times New Roman"/>
+          <w:sz w:val="24"/>
+          <w:szCs w:val="24"/>
+          <w:lang w:eastAsia="ru-RU"/>
+        </w:rPr>
+        <w:t>городскоГО</w:t>
+      </w:r>
+      <w:proofErr w:type="spellEnd"/>
+      <w:r>
+        <w:rPr>
+          <w:rFonts w:ascii="Times New Roman" w:eastAsia="Times New Roman" w:hAnsi="Times New Roman" w:cs="Times New Roman"/>
+          <w:sz w:val="24"/>
+          <w:szCs w:val="24"/>
+          <w:lang w:eastAsia="ru-RU"/>
+        </w:rPr>
+        <w:t xml:space="preserve"> или добавить городской цены/стоимости)</w:t>
+      </w:r>
+      <w:r>
+        <w:rPr>
+          <w:rFonts w:ascii="Times New Roman" w:eastAsia="Times New Roman" w:hAnsi="Times New Roman" w:cs="Times New Roman"/>
+          <w:sz w:val="24"/>
+          <w:szCs w:val="24"/>
+          <w:lang w:eastAsia="ru-RU"/>
+        </w:rPr>
+        <w:t xml:space="preserve"> на 20–30% — в цену не включён НДС и налог на прибыль.</w:t>
+      </w:r>
+    </w:p>
+    <w:p>
+      <w:pPr>
+        <w:spacing w:after="0" w:line="240" w:lineRule="auto"/>
+        <w:rPr>
+          <w:rFonts w:ascii="Times New Roman" w:eastAsia="Times New Roman" w:hAnsi="Times New Roman" w:cs="Times New Roman"/>
+          <w:sz w:val="24"/>
+          <w:szCs w:val="24"/>
+          <w:lang w:eastAsia="ru-RU"/>
+        </w:rPr>
+      </w:pPr>
+    </w:p>
+    <w:p>
+      <w:pPr>
+        <w:spacing w:after="0" w:line="240" w:lineRule="auto"/>
+        <w:rPr>
+          <w:rFonts w:ascii="Times New Roman" w:eastAsia="Times New Roman" w:hAnsi="Times New Roman" w:cs="Times New Roman"/>
+          <w:sz w:val="24"/>
+          <w:szCs w:val="24"/>
+          <w:lang w:eastAsia="ru-RU"/>
+        </w:rPr>
+      </w:pPr>
+      <w:r>
+        <w:rPr>
+          <w:rFonts w:ascii="Times New Roman" w:eastAsia="Times New Roman" w:hAnsi="Times New Roman" w:cs="Times New Roman"/>
+          <w:sz w:val="24"/>
+          <w:szCs w:val="24"/>
+          <w:lang w:eastAsia="ru-RU"/>
+        </w:rPr>
+        <w:t>Смешанная схема: 40% деньгами + 60% трудом — самый популярный вариант для специалистов без большого капитала</w:t>
+      </w:r>
+      <w:proofErr w:type="gramStart"/>
+      <w:r>
+        <w:rPr>
+          <w:rFonts w:ascii="Times New Roman" w:eastAsia="Times New Roman" w:hAnsi="Times New Roman" w:cs="Times New Roman"/>
+          <w:sz w:val="24"/>
+          <w:szCs w:val="24"/>
+          <w:lang w:eastAsia="ru-RU"/>
+        </w:rPr>
+        <w:t>.</w:t>
+      </w:r>
+      <w:r>
+        <w:rPr>
+          <w:rFonts w:ascii="Times New Roman" w:eastAsia="Times New Roman" w:hAnsi="Times New Roman" w:cs="Times New Roman"/>
+          <w:sz w:val="24"/>
+          <w:szCs w:val="24"/>
+          <w:lang w:eastAsia="ru-RU"/>
+        </w:rPr>
+        <w:t xml:space="preserve"> </w:t>
+      </w:r>
+      <w:r>
+        <w:rPr>
+          <w:rFonts w:ascii="Times New Roman" w:eastAsia="Times New Roman" w:hAnsi="Times New Roman" w:cs="Times New Roman"/>
+          <w:sz w:val="24"/>
+          <w:szCs w:val="24"/>
+          <w:lang w:eastAsia="ru-RU"/>
+        </w:rPr>
+        <w:t>??</w:t>
+      </w:r>
+      <w:proofErr w:type="gramEnd"/>
+      <w:r>
+        <w:rPr>
+          <w:rFonts w:ascii="Times New Roman" w:eastAsia="Times New Roman" w:hAnsi="Times New Roman" w:cs="Times New Roman"/>
+          <w:sz w:val="24"/>
+          <w:szCs w:val="24"/>
+          <w:lang w:eastAsia="ru-RU"/>
+        </w:rPr>
+        <w:t xml:space="preserve"> </w:t>
+      </w:r>
+      <w:bookmarkStart w:id="0" w:name="_GoBack"/>
+      <w:bookmarkEnd w:id="0"/>
+      <w:r>
+        <w:rPr>
+          <w:rFonts w:ascii="Times New Roman" w:eastAsia="Times New Roman" w:hAnsi="Times New Roman" w:cs="Times New Roman"/>
+          <w:sz w:val="24"/>
+          <w:szCs w:val="24"/>
+          <w:lang w:eastAsia="ru-RU"/>
+        </w:rPr>
+        <w:t xml:space="preserve">Какой % жителей может быть в общем </w:t>
+      </w:r>
+      <w:proofErr w:type="spellStart"/>
+      <w:r>
+        <w:rPr>
+          <w:rFonts w:ascii="Times New Roman" w:eastAsia="Times New Roman" w:hAnsi="Times New Roman" w:cs="Times New Roman"/>
+          <w:sz w:val="24"/>
+          <w:szCs w:val="24"/>
+          <w:lang w:eastAsia="ru-RU"/>
+        </w:rPr>
+        <w:t>составе</w:t>
+      </w:r>
+      <w:proofErr w:type="spellEnd"/>
+      <w:r>
+        <w:rPr>
+          <w:rFonts w:ascii="Times New Roman" w:eastAsia="Times New Roman" w:hAnsi="Times New Roman" w:cs="Times New Roman"/>
+          <w:sz w:val="24"/>
+          <w:szCs w:val="24"/>
+          <w:lang w:eastAsia="ru-RU"/>
+        </w:rPr>
+        <w:t xml:space="preserve"> пайщиков, чтобы на все хватило построиться и функционировать?</w:t>
+      </w:r>
+    </w:p>
+    <w:p>
+      <w:pPr>
+        <w:spacing w:after="0" w:line="240" w:lineRule="auto"/>
+        <w:rPr>
+          <w:rFonts w:ascii="Times New Roman" w:eastAsia="Times New Roman" w:hAnsi="Times New Roman" w:cs="Times New Roman"/>
+          <w:sz w:val="24"/>
+          <w:szCs w:val="24"/>
+          <w:lang w:eastAsia="ru-RU"/>
+        </w:rPr>
+      </w:pPr>
+    </w:p>
+    <w:p/>
+    <w:p>
+      <w:r>
+        <w:t xml:space="preserve">Глава </w:t>
+      </w:r>
+      <w:r>
+        <w:t>21</w:t>
+      </w:r>
+    </w:p>
+    <w:p/>
+    <w:p/>
+    <w:p/>
     <w:p>
       <w:r>
         <w:t>Вопросы на обсудить:</w:t>
@@ -9274,7 +9595,6 @@
         </w:numPr>
       </w:pPr>
       <w:r>
-        <w:lastRenderedPageBreak/>
         <w:t xml:space="preserve">Куда деть желание мужчин </w:t>
       </w:r>
       <w:proofErr w:type="gramStart"/>
@@ -9437,7 +9757,11 @@
       </w:r>
       <w:proofErr w:type="spellEnd"/>
       <w:r>
-        <w:t xml:space="preserve"> открывают частные лица, так знают, что это прибыльный бизнес, здесь все работают за </w:t>
+        <w:t xml:space="preserve"> открывают частные лица, так знают, что </w:t>
+      </w:r>
+      <w:r>
+        <w:lastRenderedPageBreak/>
+        <w:t xml:space="preserve">это прибыльный бизнес, здесь все работают за </w:t>
       </w:r>
       <w:proofErr w:type="spellStart"/>
       <w:r>
@@ -9674,11 +9998,6 @@
       <w:r>
         <w:t xml:space="preserve">  </w:t>
       </w:r>
-      <w:r>
-        <w:t>в</w:t>
-      </w:r>
-      <w:bookmarkStart w:id="0" w:name="_GoBack"/>
-      <w:bookmarkEnd w:id="0"/>
     </w:p>
     <w:sectPr>
       <w:pgSz w:w="11906" w:h="16838"/>
@@ -10188,6 +10507,7 @@
   <w:style w:type="character" w:default="1" w:styleId="a0">
     <w:name w:val="Default Paragraph Font"/>
     <w:uiPriority w:val="1"/>
+    <w:semiHidden/>
     <w:unhideWhenUsed/>
   </w:style>
   <w:style w:type="table" w:default="1" w:styleId="a1">
